--- a/a7/packages/A7 Unit 3 - Exponents and Scientific Notation/Answer Keys/A7 3.T1  Question Bank Key.docx
+++ b/a7/packages/A7 Unit 3 - Exponents and Scientific Notation/Answer Keys/A7 3.T1  Question Bank Key.docx
@@ -2776,16 +2776,16 @@
                 <w:rFonts w:ascii="FreeSerif" w:hAnsi="FreeSerif" w:eastAsia="FreeSerif"/>
                 <w:b w:val="0"/>
                 <w:i w:val="0"/>
-                <w:color w:val="9E1B32"/>
+                <w:color w:val="1A1A1A"/>
                 <w:sz w:val="22"/>
               </w:rPr>
-              <w:t xml:space="preserve">●   </w:t>
+              <w:t xml:space="preserve">○   </w:t>
             </w:r>
             <w:r>
               <w:rPr>
-                <w:b/>
+                <w:b w:val="0"/>
                 <w:i w:val="0"/>
-                <w:color w:val="9E1B32"/>
+                <w:color w:val="1A1A1A"/>
                 <w:sz w:val="22"/>
               </w:rPr>
               <w:t xml:space="preserve">A.  </w:t>
@@ -2793,7 +2793,7 @@
             <w:r>
               <w:drawing>
                 <wp:inline xmlns:a="http://schemas.openxmlformats.org/drawingml/2006/main" xmlns:pic="http://schemas.openxmlformats.org/drawingml/2006/picture">
-                  <wp:extent cx="344424" cy="146304"/>
+                  <wp:extent cx="262128" cy="146304"/>
                   <wp:docPr id="35" name="Picture 35"/>
                   <wp:cNvGraphicFramePr>
                     <a:graphicFrameLocks noChangeAspect="1"/>
@@ -2802,7 +2802,7 @@
                     <a:graphicData uri="http://schemas.openxmlformats.org/drawingml/2006/picture">
                       <pic:pic>
                         <pic:nvPicPr>
-                          <pic:cNvPr id="0" name="de57e51be7e49ac9.png"/>
+                          <pic:cNvPr id="0" name="0baf58cbb2e2c7db.png"/>
                           <pic:cNvPicPr/>
                         </pic:nvPicPr>
                         <pic:blipFill>
@@ -2814,7 +2814,7 @@
                         <pic:spPr>
                           <a:xfrm>
                             <a:off x="0" y="0"/>
-                            <a:ext cx="344424" cy="146304"/>
+                            <a:ext cx="262128" cy="146304"/>
                           </a:xfrm>
                           <a:prstGeom prst="rect"/>
                         </pic:spPr>
@@ -2852,67 +2852,8 @@
             <w:r>
               <w:drawing>
                 <wp:inline xmlns:a="http://schemas.openxmlformats.org/drawingml/2006/main" xmlns:pic="http://schemas.openxmlformats.org/drawingml/2006/picture">
-                  <wp:extent cx="329184" cy="146304"/>
+                  <wp:extent cx="341376" cy="143256"/>
                   <wp:docPr id="36" name="Picture 36"/>
-                  <wp:cNvGraphicFramePr>
-                    <a:graphicFrameLocks noChangeAspect="1"/>
-                  </wp:cNvGraphicFramePr>
-                  <a:graphic>
-                    <a:graphicData uri="http://schemas.openxmlformats.org/drawingml/2006/picture">
-                      <pic:pic>
-                        <pic:nvPicPr>
-                          <pic:cNvPr id="0" name="ca2c203da1adb507.png"/>
-                          <pic:cNvPicPr/>
-                        </pic:nvPicPr>
-                        <pic:blipFill>
-                          <a:blip r:embed="rId44"/>
-                          <a:stretch>
-                            <a:fillRect/>
-                          </a:stretch>
-                        </pic:blipFill>
-                        <pic:spPr>
-                          <a:xfrm>
-                            <a:off x="0" y="0"/>
-                            <a:ext cx="329184" cy="146304"/>
-                          </a:xfrm>
-                          <a:prstGeom prst="rect"/>
-                        </pic:spPr>
-                      </pic:pic>
-                    </a:graphicData>
-                  </a:graphic>
-                </wp:inline>
-              </w:drawing>
-            </w:r>
-          </w:p>
-          <w:p>
-            <w:pPr>
-              <w:spacing w:before="40" w:after="40"/>
-              <w:ind w:left="1300" w:hanging="380"/>
-            </w:pPr>
-            <w:r>
-              <w:rPr>
-                <w:rFonts w:ascii="FreeSerif" w:hAnsi="FreeSerif" w:eastAsia="FreeSerif"/>
-                <w:b w:val="0"/>
-                <w:i w:val="0"/>
-                <w:color w:val="1A1A1A"/>
-                <w:sz w:val="22"/>
-              </w:rPr>
-              <w:t xml:space="preserve">○   </w:t>
-            </w:r>
-            <w:r>
-              <w:rPr>
-                <w:b w:val="0"/>
-                <w:i w:val="0"/>
-                <w:color w:val="1A1A1A"/>
-                <w:sz w:val="22"/>
-              </w:rPr>
-              <w:t xml:space="preserve">C.  </w:t>
-            </w:r>
-            <w:r>
-              <w:drawing>
-                <wp:inline xmlns:a="http://schemas.openxmlformats.org/drawingml/2006/main" xmlns:pic="http://schemas.openxmlformats.org/drawingml/2006/picture">
-                  <wp:extent cx="341376" cy="143256"/>
-                  <wp:docPr id="37" name="Picture 37"/>
                   <wp:cNvGraphicFramePr>
                     <a:graphicFrameLocks noChangeAspect="1"/>
                   </wp:cNvGraphicFramePr>
@@ -2924,7 +2865,7 @@
                           <pic:cNvPicPr/>
                         </pic:nvPicPr>
                         <pic:blipFill>
-                          <a:blip r:embed="rId45"/>
+                          <a:blip r:embed="rId44"/>
                           <a:stretch>
                             <a:fillRect/>
                           </a:stretch>
@@ -2965,12 +2906,71 @@
                 <w:color w:val="1A1A1A"/>
                 <w:sz w:val="22"/>
               </w:rPr>
+              <w:t xml:space="preserve">C.  </w:t>
+            </w:r>
+            <w:r>
+              <w:drawing>
+                <wp:inline xmlns:a="http://schemas.openxmlformats.org/drawingml/2006/main" xmlns:pic="http://schemas.openxmlformats.org/drawingml/2006/picture">
+                  <wp:extent cx="329184" cy="146304"/>
+                  <wp:docPr id="37" name="Picture 37"/>
+                  <wp:cNvGraphicFramePr>
+                    <a:graphicFrameLocks noChangeAspect="1"/>
+                  </wp:cNvGraphicFramePr>
+                  <a:graphic>
+                    <a:graphicData uri="http://schemas.openxmlformats.org/drawingml/2006/picture">
+                      <pic:pic>
+                        <pic:nvPicPr>
+                          <pic:cNvPr id="0" name="ca2c203da1adb507.png"/>
+                          <pic:cNvPicPr/>
+                        </pic:nvPicPr>
+                        <pic:blipFill>
+                          <a:blip r:embed="rId45"/>
+                          <a:stretch>
+                            <a:fillRect/>
+                          </a:stretch>
+                        </pic:blipFill>
+                        <pic:spPr>
+                          <a:xfrm>
+                            <a:off x="0" y="0"/>
+                            <a:ext cx="329184" cy="146304"/>
+                          </a:xfrm>
+                          <a:prstGeom prst="rect"/>
+                        </pic:spPr>
+                      </pic:pic>
+                    </a:graphicData>
+                  </a:graphic>
+                </wp:inline>
+              </w:drawing>
+            </w:r>
+          </w:p>
+          <w:p>
+            <w:pPr>
+              <w:spacing w:before="40" w:after="40"/>
+              <w:ind w:left="1300" w:hanging="380"/>
+            </w:pPr>
+            <w:r>
+              <w:rPr>
+                <w:rFonts w:ascii="FreeSerif" w:hAnsi="FreeSerif" w:eastAsia="FreeSerif"/>
+                <w:b w:val="0"/>
+                <w:i w:val="0"/>
+                <w:color w:val="9E1B32"/>
+                <w:sz w:val="22"/>
+              </w:rPr>
+              <w:t xml:space="preserve">●   </w:t>
+            </w:r>
+            <w:r>
+              <w:rPr>
+                <w:b/>
+                <w:i w:val="0"/>
+                <w:color w:val="9E1B32"/>
+                <w:sz w:val="22"/>
+              </w:rPr>
               <w:t xml:space="preserve">D.  </w:t>
             </w:r>
             <w:r>
               <w:drawing>
                 <wp:inline xmlns:a="http://schemas.openxmlformats.org/drawingml/2006/main" xmlns:pic="http://schemas.openxmlformats.org/drawingml/2006/picture">
-                  <wp:extent cx="262128" cy="146304"/>
+                  <wp:extent cx="344424" cy="146304"/>
                   <wp:docPr id="38" name="Picture 38"/>
                   <wp:cNvGraphicFramePr>
                     <a:graphicFrameLocks noChangeAspect="1"/>
@@ -2979,7 +2979,7 @@
                     <a:graphicData uri="http://schemas.openxmlformats.org/drawingml/2006/picture">
                       <pic:pic>
                         <pic:nvPicPr>
-                          <pic:cNvPr id="0" name="0baf58cbb2e2c7db.png"/>
+                          <pic:cNvPr id="0" name="de57e51be7e49ac9.png"/>
                           <pic:cNvPicPr/>
                         </pic:nvPicPr>
                         <pic:blipFill>
@@ -2991,7 +2991,7 @@
                         <pic:spPr>
                           <a:xfrm>
                             <a:off x="0" y="0"/>
-                            <a:ext cx="262128" cy="146304"/>
+                            <a:ext cx="344424" cy="146304"/>
                           </a:xfrm>
                           <a:prstGeom prst="rect"/>
                         </pic:spPr>
@@ -3014,7 +3014,7 @@
                 <w:color w:val="9E1B32"/>
                 <w:sz w:val="22"/>
               </w:rPr>
-              <w:t>A</w:t>
+              <w:t>D</w:t>
             </w:r>
           </w:p>
         </w:tc>
@@ -3154,7 +3154,7 @@
             <w:r>
               <w:drawing>
                 <wp:inline xmlns:a="http://schemas.openxmlformats.org/drawingml/2006/main" xmlns:pic="http://schemas.openxmlformats.org/drawingml/2006/picture">
-                  <wp:extent cx="384048" cy="143256"/>
+                  <wp:extent cx="304800" cy="170688"/>
                   <wp:docPr id="40" name="Picture 40"/>
                   <wp:cNvGraphicFramePr>
                     <a:graphicFrameLocks noChangeAspect="1"/>
@@ -3163,7 +3163,7 @@
                     <a:graphicData uri="http://schemas.openxmlformats.org/drawingml/2006/picture">
                       <pic:pic>
                         <pic:nvPicPr>
-                          <pic:cNvPr id="0" name="af4f9bb7b6eb4123.png"/>
+                          <pic:cNvPr id="0" name="1839c37048579f88.png"/>
                           <pic:cNvPicPr/>
                         </pic:nvPicPr>
                         <pic:blipFill>
@@ -3175,7 +3175,7 @@
                         <pic:spPr>
                           <a:xfrm>
                             <a:off x="0" y="0"/>
-                            <a:ext cx="384048" cy="143256"/>
+                            <a:ext cx="304800" cy="170688"/>
                           </a:xfrm>
                           <a:prstGeom prst="rect"/>
                         </pic:spPr>
@@ -3196,16 +3196,16 @@
                 <w:rFonts w:ascii="FreeSerif" w:hAnsi="FreeSerif" w:eastAsia="FreeSerif"/>
                 <w:b w:val="0"/>
                 <w:i w:val="0"/>
-                <w:color w:val="9E1B32"/>
+                <w:color w:val="1A1A1A"/>
                 <w:sz w:val="22"/>
               </w:rPr>
-              <w:t xml:space="preserve">☒   </w:t>
+              <w:t xml:space="preserve">☐   </w:t>
             </w:r>
             <w:r>
               <w:rPr>
-                <w:b/>
+                <w:b w:val="0"/>
                 <w:i w:val="0"/>
-                <w:color w:val="9E1B32"/>
+                <w:color w:val="1A1A1A"/>
                 <w:sz w:val="22"/>
               </w:rPr>
               <w:t xml:space="preserve">B.  </w:t>
@@ -3213,7 +3213,7 @@
             <w:r>
               <w:drawing>
                 <wp:inline xmlns:a="http://schemas.openxmlformats.org/drawingml/2006/main" xmlns:pic="http://schemas.openxmlformats.org/drawingml/2006/picture">
-                  <wp:extent cx="304800" cy="170688"/>
+                  <wp:extent cx="387096" cy="146304"/>
                   <wp:docPr id="41" name="Picture 41"/>
                   <wp:cNvGraphicFramePr>
                     <a:graphicFrameLocks noChangeAspect="1"/>
@@ -3222,7 +3222,7 @@
                     <a:graphicData uri="http://schemas.openxmlformats.org/drawingml/2006/picture">
                       <pic:pic>
                         <pic:nvPicPr>
-                          <pic:cNvPr id="0" name="1839c37048579f88.png"/>
+                          <pic:cNvPr id="0" name="835feceab9102488.png"/>
                           <pic:cNvPicPr/>
                         </pic:nvPicPr>
                         <pic:blipFill>
@@ -3234,7 +3234,7 @@
                         <pic:spPr>
                           <a:xfrm>
                             <a:off x="0" y="0"/>
-                            <a:ext cx="304800" cy="170688"/>
+                            <a:ext cx="387096" cy="146304"/>
                           </a:xfrm>
                           <a:prstGeom prst="rect"/>
                         </pic:spPr>
@@ -3272,7 +3272,7 @@
             <w:r>
               <w:drawing>
                 <wp:inline xmlns:a="http://schemas.openxmlformats.org/drawingml/2006/main" xmlns:pic="http://schemas.openxmlformats.org/drawingml/2006/picture">
-                  <wp:extent cx="155448" cy="252984"/>
+                  <wp:extent cx="307848" cy="173736"/>
                   <wp:docPr id="42" name="Picture 42"/>
                   <wp:cNvGraphicFramePr>
                     <a:graphicFrameLocks noChangeAspect="1"/>
@@ -3281,7 +3281,7 @@
                     <a:graphicData uri="http://schemas.openxmlformats.org/drawingml/2006/picture">
                       <pic:pic>
                         <pic:nvPicPr>
-                          <pic:cNvPr id="0" name="3a768f761b7f8b6a.png"/>
+                          <pic:cNvPr id="0" name="8589b8002916d276.png"/>
                           <pic:cNvPicPr/>
                         </pic:nvPicPr>
                         <pic:blipFill>
@@ -3293,7 +3293,7 @@
                         <pic:spPr>
                           <a:xfrm>
                             <a:off x="0" y="0"/>
-                            <a:ext cx="155448" cy="252984"/>
+                            <a:ext cx="307848" cy="173736"/>
                           </a:xfrm>
                           <a:prstGeom prst="rect"/>
                         </pic:spPr>
@@ -3331,7 +3331,7 @@
             <w:r>
               <w:drawing>
                 <wp:inline xmlns:a="http://schemas.openxmlformats.org/drawingml/2006/main" xmlns:pic="http://schemas.openxmlformats.org/drawingml/2006/picture">
-                  <wp:extent cx="307848" cy="173736"/>
+                  <wp:extent cx="155448" cy="252984"/>
                   <wp:docPr id="43" name="Picture 43"/>
                   <wp:cNvGraphicFramePr>
                     <a:graphicFrameLocks noChangeAspect="1"/>
@@ -3340,7 +3340,7 @@
                     <a:graphicData uri="http://schemas.openxmlformats.org/drawingml/2006/picture">
                       <pic:pic>
                         <pic:nvPicPr>
-                          <pic:cNvPr id="0" name="8589b8002916d276.png"/>
+                          <pic:cNvPr id="0" name="3a768f761b7f8b6a.png"/>
                           <pic:cNvPicPr/>
                         </pic:nvPicPr>
                         <pic:blipFill>
@@ -3352,7 +3352,7 @@
                         <pic:spPr>
                           <a:xfrm>
                             <a:off x="0" y="0"/>
-                            <a:ext cx="307848" cy="173736"/>
+                            <a:ext cx="155448" cy="252984"/>
                           </a:xfrm>
                           <a:prstGeom prst="rect"/>
                         </pic:spPr>
@@ -3432,16 +3432,16 @@
                 <w:rFonts w:ascii="FreeSerif" w:hAnsi="FreeSerif" w:eastAsia="FreeSerif"/>
                 <w:b w:val="0"/>
                 <w:i w:val="0"/>
-                <w:color w:val="1A1A1A"/>
+                <w:color w:val="9E1B32"/>
                 <w:sz w:val="22"/>
               </w:rPr>
-              <w:t xml:space="preserve">☐   </w:t>
+              <w:t xml:space="preserve">☒   </w:t>
             </w:r>
             <w:r>
               <w:rPr>
-                <w:b w:val="0"/>
+                <w:b/>
                 <w:i w:val="0"/>
-                <w:color w:val="1A1A1A"/>
+                <w:color w:val="9E1B32"/>
                 <w:sz w:val="22"/>
               </w:rPr>
               <w:t xml:space="preserve">F.  </w:t>
@@ -3449,7 +3449,7 @@
             <w:r>
               <w:drawing>
                 <wp:inline xmlns:a="http://schemas.openxmlformats.org/drawingml/2006/main" xmlns:pic="http://schemas.openxmlformats.org/drawingml/2006/picture">
-                  <wp:extent cx="387096" cy="146304"/>
+                  <wp:extent cx="384048" cy="143256"/>
                   <wp:docPr id="45" name="Picture 45"/>
                   <wp:cNvGraphicFramePr>
                     <a:graphicFrameLocks noChangeAspect="1"/>
@@ -3458,7 +3458,7 @@
                     <a:graphicData uri="http://schemas.openxmlformats.org/drawingml/2006/picture">
                       <pic:pic>
                         <pic:nvPicPr>
-                          <pic:cNvPr id="0" name="835feceab9102488.png"/>
+                          <pic:cNvPr id="0" name="af4f9bb7b6eb4123.png"/>
                           <pic:cNvPicPr/>
                         </pic:nvPicPr>
                         <pic:blipFill>
@@ -3470,7 +3470,7 @@
                         <pic:spPr>
                           <a:xfrm>
                             <a:off x="0" y="0"/>
-                            <a:ext cx="387096" cy="146304"/>
+                            <a:ext cx="384048" cy="143256"/>
                           </a:xfrm>
                           <a:prstGeom prst="rect"/>
                         </pic:spPr>
@@ -3493,7 +3493,7 @@
                 <w:color w:val="9E1B32"/>
                 <w:sz w:val="22"/>
               </w:rPr>
-              <w:t>A, B, C and D</w:t>
+              <w:t>A, C, D and F</w:t>
             </w:r>
           </w:p>
         </w:tc>
